--- a/backend/app/templates/bundle/zdravotni_template.docx
+++ b/backend/app/templates/bundle/zdravotni_template.docx
@@ -124,6 +124,20 @@
         <w:rPr>
           <w:rFonts w:asciiTheme="majorHAnsi" w:eastAsia="Arial" w:hAnsiTheme="majorHAnsi" w:cstheme="majorHAnsi"/>
         </w:rPr>
+        <w:t>Číslo víza: {{CISLO_VIZA}}</w:t>
+      </w:r>
+    </w:p>
+    <w:p>
+      <w:pPr>
+        <w:spacing w:after="0" w:line="240" w:lineRule="auto"/>
+        <w:rPr>
+          <w:rFonts w:asciiTheme="majorHAnsi" w:eastAsia="Arial" w:hAnsiTheme="majorHAnsi" w:cstheme="majorHAnsi"/>
+        </w:rPr>
+      </w:pPr>
+      <w:r>
+        <w:rPr>
+          <w:rFonts w:asciiTheme="majorHAnsi" w:eastAsia="Arial" w:hAnsiTheme="majorHAnsi" w:cstheme="majorHAnsi"/>
+        </w:rPr>
         <w:t>Adresa dočasného místa pobytu v ČR: {{ADRESA}}</w:t>
       </w:r>
       <w:proofErr w:type="gramStart"/>
@@ -215,15 +229,6 @@
         </w:rPr>
         <w:t>Prohlašuji, že mám přidělenou zákonem danou zdravotní pojišťovnu.</w:t>
       </w:r>
-    </w:p>
-    <w:p>
-      <w:pPr>
-        <w:spacing w:after="0" w:line="240" w:lineRule="auto"/>
-        <w:jc w:val="both"/>
-        <w:rPr>
-          <w:rFonts w:asciiTheme="majorHAnsi" w:eastAsia="Arial" w:hAnsiTheme="majorHAnsi" w:cstheme="majorHAnsi"/>
-        </w:rPr>
-      </w:pPr>
     </w:p>
     <w:p>
       <w:pPr>

--- a/backend/app/templates/bundle/zdravotni_template.docx
+++ b/backend/app/templates/bundle/zdravotni_template.docx
@@ -388,7 +388,7 @@
         <w:rPr>
           <w:rFonts w:asciiTheme="majorHAnsi" w:eastAsia="Arial" w:hAnsiTheme="majorHAnsi" w:cstheme="majorHAnsi"/>
         </w:rPr>
-        <w:t>Podpis: _______________________</w:t>
+        <w:t>Podpis: {{PODPIS_ZAMESTNANCE}}</w:t>
       </w:r>
       <w:r>
         <w:rPr>
